--- a/Flowfiy_Market_Research_Full.docx
+++ b/Flowfiy_Market_Research_Full.docx
@@ -172,7 +172,7 @@
                 <w:sz w:val="22"/>
                 <w:szCs w:val="22"/>
               </w:rPr>
-              <w:t xml:space="preserve">The AI SDR market is the fastest-growing segment of enterprise software — valued at $4.12B in 2025 and heading to $15.01B by 2030 at 29.5% CAGR. Flowfiy sits at the exact intersection of two high-conviction trends: AI-native sales automation and the BYOK (Bring Your Own Key) pricing revolution.</w:t>
+              <w:t xml:space="preserve">The AI SDR market is the fastest-growing segment of enterprise software — valued at $4.12B in 2025 and heading to $15.01B by 2030 at 29.5% CAGR. Flowfiy sits at the exact intersection of two high-conviction trends: AI-native sales automation and the managed AI platform model.</w:t>
             </w:r>
           </w:p>
         </w:tc>
@@ -484,7 +484,7 @@
           <w:sz w:val="22"/>
           <w:szCs w:val="22"/>
         </w:rPr>
-        <w:t xml:space="preserve">Flowfiy's differentiation is structural, not cosmetic. While Clay ($149–$800/mo) handles enrichment only and Artisan ($2,000–$5,000/mo) locks customers into expensive AI agent contracts, Flowfiy delivers the full 5-agent pipeline — ICP Analyzer → Lead Discovery → Company Analyzer → Qualification → Personalization — at $49–$249/mo, with near-100% gross margins via BYOK.</w:t>
+        <w:t xml:space="preserve">Flowfiy's differentiation is structural, not cosmetic. While Clay ($149–$800/mo) handles enrichment only and Artisan ($2,000–$5,000/mo) locks customers into expensive AI agent contracts, Flowfiy delivers the full 5-agent pipeline — ICP Analyzer → Lead Discovery → Company Analyzer → Qualification → Personalization — at $49–$249/mo, with ~70-80% gross margins.</w:t>
       </w:r>
     </w:p>
     <w:p>
@@ -1242,7 +1242,7 @@
           <w:sz w:val="22"/>
           <w:szCs w:val="22"/>
         </w:rPr>
-        <w:t xml:space="preserve">BYOK expected to become the default pricing model for AI tools by 2027 (GeekFlare, 2026) — Flowfiy is ahead of this shift.</w:t>
+        <w:t xml:space="preserve">Managed AI platforms are expected to dominate SMB AI tooling by 2027 (GeekFlare, 2026) — Flowfiy is ahead of this shift.</w:t>
       </w:r>
     </w:p>
     <w:p>
@@ -1432,7 +1432,7 @@
                 <w:sz w:val="18"/>
                 <w:szCs w:val="18"/>
               </w:rPr>
-              <w:t xml:space="preserve">BYOK</w:t>
+              <w:t xml:space="preserve">Managed AI</w:t>
             </w:r>
           </w:p>
         </w:tc>
@@ -2676,7 +2676,7 @@
                 <w:sz w:val="18"/>
                 <w:szCs w:val="18"/>
               </w:rPr>
-              <w:t xml:space="preserve">Full 5-agent pipeline + BYOK</w:t>
+              <w:t xml:space="preserve">Full 5-agent pipeline + Managed AI</w:t>
             </w:r>
           </w:p>
         </w:tc>
@@ -3623,7 +3623,7 @@
                 <w:sz w:val="22"/>
                 <w:szCs w:val="22"/>
               </w:rPr>
-              <w:t xml:space="preserve">Without Flowfiy: $671–$8,421/month for a fragmented stack. With Flowfiy: $49–$249/month, fully integrated. That's a 13x–34x cost reduction.</w:t>
+              <w:t>Without Flowfiy: $671–$8,421/month for a fragmented stack. With Flowfiy: $49–$299/month, fully integrated. That's a 13x–34x cost reduction.</w:t>
             </w:r>
           </w:p>
         </w:tc>
@@ -3693,7 +3693,7 @@
           <w:sz w:val="24"/>
           <w:szCs w:val="24"/>
         </w:rPr>
-        <w:t xml:space="preserve">Segment 1: Solo Operators &amp; Freelancers</w:t>
+        <w:t>Segment 1: Solo Operators &amp; Freelancers Indie plan ($20/mo, BYOK) is the ideal entry for this segment.</w:t>
       </w:r>
     </w:p>
     <w:p>
@@ -3750,7 +3750,7 @@
           <w:sz w:val="20"/>
           <w:szCs w:val="20"/>
         </w:rPr>
-        <w:t xml:space="preserve">Best plan: </w:t>
+        <w:t>Best plan: Starter ($49) — Central API or BYOK</w:t>
       </w:r>
       <w:r>
         <w:rPr>
@@ -3759,7 +3759,6 @@
           <w:sz w:val="20"/>
           <w:szCs w:val="20"/>
         </w:rPr>
-        <w:t xml:space="preserve">Starter ($49)</w:t>
       </w:r>
     </w:p>
     <w:p>
@@ -3833,7 +3832,7 @@
           <w:sz w:val="20"/>
           <w:szCs w:val="20"/>
         </w:rPr>
-        <w:t xml:space="preserve">Best plan: </w:t>
+        <w:t>Best plan: Growth ($119) — Central API or BYOK</w:t>
       </w:r>
       <w:r>
         <w:rPr>
@@ -3842,7 +3841,6 @@
           <w:sz w:val="20"/>
           <w:szCs w:val="20"/>
         </w:rPr>
-        <w:t xml:space="preserve">Growth ($99)</w:t>
       </w:r>
     </w:p>
     <w:p>
@@ -3875,7 +3873,7 @@
           <w:sz w:val="22"/>
           <w:szCs w:val="22"/>
         </w:rPr>
-        <w:t xml:space="preserve">Agencies running outbound for multiple clients. Currently pay per-seat across Clay, Apollo, Instantly for each client. Flowfiy's Agency plan at $249 for 20 seats disrupts their cost structure dramatically.</w:t>
+        <w:t>Agencies running outbound for multiple clients. Currently pay per-seat across Clay, Apollo, Instantly for each client. Flowfiy's Agency plan at $299 for 20 seats disrupts their cost structure dramatically.</w:t>
       </w:r>
     </w:p>
     <w:p>
@@ -3916,7 +3914,7 @@
           <w:sz w:val="20"/>
           <w:szCs w:val="20"/>
         </w:rPr>
-        <w:t xml:space="preserve">Best plan: </w:t>
+        <w:t>Best plan: Agency ($299) — Central API or BYOK</w:t>
       </w:r>
       <w:r>
         <w:rPr>
@@ -3925,7 +3923,6 @@
           <w:sz w:val="20"/>
           <w:szCs w:val="20"/>
         </w:rPr>
-        <w:t xml:space="preserve">Agency ($249)</w:t>
       </w:r>
     </w:p>
     <w:p>
@@ -4189,7 +4186,7 @@
           <w:sz w:val="22"/>
           <w:szCs w:val="22"/>
         </w:rPr>
-        <w:t xml:space="preserve">JetBrains, Warp, and 50+ platforms added BYOK in 2025. GeekFlare projects BYOK becomes the default expectation for AI tools by 2027. Flowfiy is ahead of this wave.</w:t>
+        <w:t xml:space="preserve">JetBrains, Warp, and 50+ platforms added Managed AI in 2025. GeekFlare projects Managed AI becomes the default expectation for AI tools by 2027. Flowfiy is ahead of this wave.</w:t>
       </w:r>
       <w:r>
         <w:rPr>
@@ -4198,7 +4195,7 @@
           <w:sz w:val="22"/>
           <w:szCs w:val="22"/>
         </w:rPr>
-        <w:t xml:space="preserve">BYOK as default: </w:t>
+        <w:t xml:space="preserve">Managed AI as default: </w:t>
       </w:r>
     </w:p>
     <w:p>
@@ -4351,7 +4348,7 @@
           <w:sz w:val="28"/>
           <w:szCs w:val="28"/>
         </w:rPr>
-        <w:t xml:space="preserve">6.1 Current Pricing vs. Market</w:t>
+        <w:t>6.1 Current Pricing vs. Market (Updated)</w:t>
       </w:r>
     </w:p>
     <w:p>
@@ -4651,7 +4648,7 @@
                 <w:sz w:val="18"/>
                 <w:szCs w:val="18"/>
               </w:rPr>
-              <w:t xml:space="preserve">50 lifetime</w:t>
+              <w:t>100/month</w:t>
             </w:r>
           </w:p>
         </w:tc>
@@ -4833,7 +4830,7 @@
                 <w:sz w:val="18"/>
                 <w:szCs w:val="18"/>
               </w:rPr>
-              <w:t xml:space="preserve">500</w:t>
+              <w:t>2,500</w:t>
             </w:r>
           </w:p>
         </w:tc>
@@ -4985,7 +4982,7 @@
                 <w:sz w:val="18"/>
                 <w:szCs w:val="18"/>
               </w:rPr>
-              <w:t xml:space="preserve">$99/mo</w:t>
+              <w:t>$119/mo</w:t>
             </w:r>
           </w:p>
         </w:tc>
@@ -5015,7 +5012,7 @@
                 <w:sz w:val="18"/>
                 <w:szCs w:val="18"/>
               </w:rPr>
-              <w:t xml:space="preserve">2,000</w:t>
+              <w:t>7,500</w:t>
             </w:r>
           </w:p>
         </w:tc>
@@ -5167,7 +5164,7 @@
                 <w:sz w:val="18"/>
                 <w:szCs w:val="18"/>
               </w:rPr>
-              <w:t xml:space="preserve">$249/mo</w:t>
+              <w:t>$299/mo</w:t>
             </w:r>
           </w:p>
         </w:tc>
@@ -5287,7 +5284,7 @@
                 <w:sz w:val="18"/>
                 <w:szCs w:val="18"/>
               </w:rPr>
-              <w:t xml:space="preserve">⚠ Underpriced</w:t>
+              <w:t>✓ Repriced to $299 — well positioned</w:t>
             </w:r>
           </w:p>
         </w:tc>
@@ -5348,7 +5345,7 @@
           <w:sz w:val="22"/>
           <w:szCs w:val="22"/>
         </w:rPr>
-        <w:t xml:space="preserve">50 lifetime generations is not enough to let users experience value. A user who generates 10 leads/day exhaust their free tier in 5 days. Clay offers 100 credits/month (recurring), Apollo offers 10,000 emails/month free.</w:t>
+        <w:t>100 lead generations per month is not enough to let users experience value. A user who generates 10 leads/day exhaust their free tier in 5 days. Clay offers 100 credits/month (recurring), Apollo offers 10,000 emails/month free.</w:t>
       </w:r>
     </w:p>
     <w:tbl>
@@ -5422,7 +5419,7 @@
           <w:sz w:val="24"/>
           <w:szCs w:val="24"/>
         </w:rPr>
-        <w:t xml:space="preserve">🟡 Issue 2: Agency Plan is Underpriced</w:t>
+        <w:t>✅ Issue 2: Agency Plan Repriced to $299</w:t>
       </w:r>
     </w:p>
     <w:p>
@@ -5438,7 +5435,7 @@
           <w:sz w:val="22"/>
           <w:szCs w:val="22"/>
         </w:rPr>
-        <w:t xml:space="preserve">At $249/month for unlimited generations and 20 seats, you are leaving significant money on the table. Clay alone costs $349–$800/month and doesn't include email sending. An agency replacing their Clay + Instantly + Apollo stack saves $343–$600/month by switching to Flowfiy Agency.</w:t>
+        <w:t>At $299/month for unlimited leads and 20 seats, you are leaving significant money on the table. Clay alone costs $349–$800/month and doesn't include email sending. An agency replacing their Clay + Instantly + Apollo stack saves $343–$600/month by switching to Flowfiy Agency.</w:t>
       </w:r>
     </w:p>
     <w:tbl>
@@ -5484,7 +5481,7 @@
                 <w:sz w:val="22"/>
                 <w:szCs w:val="22"/>
               </w:rPr>
-              <w:t xml:space="preserve">Recommendation: Increase Agency to $299–$349/month. At this price, customers still save $200–$400/month vs. their existing stack. Your gross margin stays ~95% due to BYOK. This adds $600–$1,200 ARR per agency customer at no extra cost.</w:t>
+              <w:t xml:space="preserve">Recommendation: Increase Agency to $299–$349/month. At this price, customers still save $200–$400/month vs. their existing stack. Your gross margin stays ~72% due to Managed AI. This adds $600–$1,200 ARR per agency customer at no extra cost.</w:t>
             </w:r>
           </w:p>
         </w:tc>
@@ -5528,7 +5525,7 @@
           <w:sz w:val="22"/>
           <w:szCs w:val="22"/>
         </w:rPr>
-        <w:t xml:space="preserve">Starter at $49 directly competes with Apollo Basic ($49) while offering significantly more value — full AI pipeline vs. just data access. Growth at $99 undercuts Clay Starter ($149) while adding email personalization Clay can't do. These prices are correct.</w:t>
+        <w:t>Starter at $49 (Central API or BYOK) directly competes with Apollo Basic ($49) while offering significantly more value — full AI pipeline vs. just data access. Growth at $1199 undercuts Clay Starter ($149) while adding email personalization Clay can't do. These prices are correct.</w:t>
       </w:r>
     </w:p>
     <w:p>
@@ -5569,7 +5566,7 @@
           <w:sz w:val="22"/>
           <w:szCs w:val="22"/>
         </w:rPr>
-        <w:t xml:space="preserve">Offering 20% off for annual billing (Starter: $470/yr vs $588, Growth: $950/yr vs $1,188, Agency: $2,870/yr vs $3,588) improves cash flow predictability and reduces monthly churn. Standard SaaS practice.</w:t>
+        <w:t>Offering 20% off for annual billing (Starter: $470/yr vs $588, Growth: $1,142/yr vs $1,428, Agency: $2,870/yr vs $3,588) improves cash flow predictability and reduces monthly churn. Standard SaaS practice.</w:t>
       </w:r>
     </w:p>
     <w:p>
@@ -5854,7 +5851,7 @@
                 <w:sz w:val="18"/>
                 <w:szCs w:val="18"/>
               </w:rPr>
-              <w:t xml:space="preserve">Focus on price (10x cheaper) and BYOK margin advantage</w:t>
+              <w:t xml:space="preserve">Focus on price (10x cheaper) and Managed AI margin advantage</w:t>
             </w:r>
           </w:p>
         </w:tc>
@@ -6226,7 +6223,7 @@
                 <w:sz w:val="18"/>
                 <w:szCs w:val="18"/>
               </w:rPr>
-              <w:t xml:space="preserve">BYOK friction at onboarding</w:t>
+              <w:t xml:space="preserve">Managed AI friction at onboarding</w:t>
             </w:r>
           </w:p>
         </w:tc>
@@ -6597,7 +6594,7 @@
           <w:sz w:val="22"/>
           <w:szCs w:val="22"/>
         </w:rPr>
-        <w:t xml:space="preserve">• </w:t>
+        <w:t xml:space="preserve">• Direct link to console.anthropic.com, estimated monthly cost calculator, key validation with friendly error messagesCentral API onboarding: STARTER+ users need zero setup for Claude — Flowfiy handles it. BYOK users can connect their own key in Integrations.rd: </w:t>
       </w:r>
       <w:r>
         <w:rPr>
@@ -6608,7 +6605,6 @@
           <w:sz w:val="22"/>
           <w:szCs w:val="22"/>
         </w:rPr>
-        <w:t xml:space="preserve">Direct link to console.anthropic.com, estimated monthly cost calculator, key validation with friendly error messages</w:t>
       </w:r>
       <w:r>
         <w:rPr>
@@ -6617,7 +6613,6 @@
           <w:sz w:val="22"/>
           <w:szCs w:val="22"/>
         </w:rPr>
-        <w:t xml:space="preserve">Build BYOK onboarding wizard: </w:t>
       </w:r>
     </w:p>
     <w:p>
@@ -6906,7 +6901,7 @@
           <w:sz w:val="22"/>
           <w:szCs w:val="22"/>
         </w:rPr>
-        <w:t xml:space="preserve">• </w:t>
+        <w:t xml:space="preserve">• $75K MRR target; raise seed round at $3–5M valuation using Clay's 15x revenue multiple as benchmarkMonth 7–12: </w:t>
       </w:r>
       <w:r>
         <w:rPr>
@@ -6917,7 +6912,6 @@
           <w:sz w:val="22"/>
           <w:szCs w:val="22"/>
         </w:rPr>
-        <w:t xml:space="preserve">$50K MRR target; raise seed round at $3–5M valuation using Clay's 15x revenue multiple as benchmark</w:t>
       </w:r>
       <w:r>
         <w:rPr>
@@ -6926,7 +6920,6 @@
           <w:sz w:val="22"/>
           <w:szCs w:val="22"/>
         </w:rPr>
-        <w:t xml:space="preserve">Month 7–12: </w:t>
       </w:r>
     </w:p>
     <w:p>
